--- a/docs/dok_beadando_MS9N6H_GJJSEO.docx
+++ b/docs/dok_beadando_MS9N6H_GJJSEO.docx
@@ -203,7 +203,7 @@
           <w:r>
             <w:fldChar w:fldCharType="separate"/>
           </w:r>
-          <w:hyperlink w:anchor="_Toc227091766" w:history="1">
+          <w:hyperlink w:anchor="_Toc227256908" w:history="1">
             <w:r>
               <w:rPr>
                 <w:rStyle w:val="Hiperhivatkozs"/>
@@ -230,7 +230,7 @@
                 <w:noProof/>
                 <w:webHidden/>
               </w:rPr>
-              <w:instrText xml:space="preserve"> PAGEREF _Toc227091766 \h </w:instrText>
+              <w:instrText xml:space="preserve"> PAGEREF _Toc227256908 \h </w:instrText>
             </w:r>
             <w:r>
               <w:rPr>
@@ -277,7 +277,7 @@
               <w14:ligatures w14:val="standardContextual"/>
             </w:rPr>
           </w:pPr>
-          <w:hyperlink w:anchor="_Toc227091767" w:history="1">
+          <w:hyperlink w:anchor="_Toc227256909" w:history="1">
             <w:r>
               <w:rPr>
                 <w:rStyle w:val="Hiperhivatkozs"/>
@@ -304,7 +304,7 @@
                 <w:noProof/>
                 <w:webHidden/>
               </w:rPr>
-              <w:instrText xml:space="preserve"> PAGEREF _Toc227091767 \h </w:instrText>
+              <w:instrText xml:space="preserve"> PAGEREF _Toc227256909 \h </w:instrText>
             </w:r>
             <w:r>
               <w:rPr>
@@ -351,7 +351,7 @@
               <w14:ligatures w14:val="standardContextual"/>
             </w:rPr>
           </w:pPr>
-          <w:hyperlink w:anchor="_Toc227091768" w:history="1">
+          <w:hyperlink w:anchor="_Toc227256910" w:history="1">
             <w:r>
               <w:rPr>
                 <w:rStyle w:val="Hiperhivatkozs"/>
@@ -378,7 +378,7 @@
                 <w:noProof/>
                 <w:webHidden/>
               </w:rPr>
-              <w:instrText xml:space="preserve"> PAGEREF _Toc227091768 \h </w:instrText>
+              <w:instrText xml:space="preserve"> PAGEREF _Toc227256910 \h </w:instrText>
             </w:r>
             <w:r>
               <w:rPr>
@@ -425,7 +425,7 @@
               <w14:ligatures w14:val="standardContextual"/>
             </w:rPr>
           </w:pPr>
-          <w:hyperlink w:anchor="_Toc227091769" w:history="1">
+          <w:hyperlink w:anchor="_Toc227256911" w:history="1">
             <w:r>
               <w:rPr>
                 <w:rStyle w:val="Hiperhivatkozs"/>
@@ -452,7 +452,7 @@
                 <w:noProof/>
                 <w:webHidden/>
               </w:rPr>
-              <w:instrText xml:space="preserve"> PAGEREF _Toc227091769 \h </w:instrText>
+              <w:instrText xml:space="preserve"> PAGEREF _Toc227256911 \h </w:instrText>
             </w:r>
             <w:r>
               <w:rPr>
@@ -499,7 +499,7 @@
               <w14:ligatures w14:val="standardContextual"/>
             </w:rPr>
           </w:pPr>
-          <w:hyperlink w:anchor="_Toc227091770" w:history="1">
+          <w:hyperlink w:anchor="_Toc227256912" w:history="1">
             <w:r>
               <w:rPr>
                 <w:rStyle w:val="Hiperhivatkozs"/>
@@ -526,7 +526,7 @@
                 <w:noProof/>
                 <w:webHidden/>
               </w:rPr>
-              <w:instrText xml:space="preserve"> PAGEREF _Toc227091770 \h </w:instrText>
+              <w:instrText xml:space="preserve"> PAGEREF _Toc227256912 \h </w:instrText>
             </w:r>
             <w:r>
               <w:rPr>
@@ -573,7 +573,7 @@
               <w14:ligatures w14:val="standardContextual"/>
             </w:rPr>
           </w:pPr>
-          <w:hyperlink w:anchor="_Toc227091771" w:history="1">
+          <w:hyperlink w:anchor="_Toc227256913" w:history="1">
             <w:r>
               <w:rPr>
                 <w:rStyle w:val="Hiperhivatkozs"/>
@@ -600,7 +600,7 @@
                 <w:noProof/>
                 <w:webHidden/>
               </w:rPr>
-              <w:instrText xml:space="preserve"> PAGEREF _Toc227091771 \h </w:instrText>
+              <w:instrText xml:space="preserve"> PAGEREF _Toc227256913 \h </w:instrText>
             </w:r>
             <w:r>
               <w:rPr>
@@ -647,7 +647,7 @@
               <w14:ligatures w14:val="standardContextual"/>
             </w:rPr>
           </w:pPr>
-          <w:hyperlink w:anchor="_Toc227091772" w:history="1">
+          <w:hyperlink w:anchor="_Toc227256914" w:history="1">
             <w:r>
               <w:rPr>
                 <w:rStyle w:val="Hiperhivatkozs"/>
@@ -674,7 +674,7 @@
                 <w:noProof/>
                 <w:webHidden/>
               </w:rPr>
-              <w:instrText xml:space="preserve"> PAGEREF _Toc227091772 \h </w:instrText>
+              <w:instrText xml:space="preserve"> PAGEREF _Toc227256914 \h </w:instrText>
             </w:r>
             <w:r>
               <w:rPr>
@@ -721,7 +721,7 @@
               <w14:ligatures w14:val="standardContextual"/>
             </w:rPr>
           </w:pPr>
-          <w:hyperlink w:anchor="_Toc227091773" w:history="1">
+          <w:hyperlink w:anchor="_Toc227256915" w:history="1">
             <w:r>
               <w:rPr>
                 <w:rStyle w:val="Hiperhivatkozs"/>
@@ -748,7 +748,7 @@
                 <w:noProof/>
                 <w:webHidden/>
               </w:rPr>
-              <w:instrText xml:space="preserve"> PAGEREF _Toc227091773 \h </w:instrText>
+              <w:instrText xml:space="preserve"> PAGEREF _Toc227256915 \h </w:instrText>
             </w:r>
             <w:r>
               <w:rPr>
@@ -795,7 +795,7 @@
               <w14:ligatures w14:val="standardContextual"/>
             </w:rPr>
           </w:pPr>
-          <w:hyperlink w:anchor="_Toc227091774" w:history="1">
+          <w:hyperlink w:anchor="_Toc227256916" w:history="1">
             <w:r>
               <w:rPr>
                 <w:rStyle w:val="Hiperhivatkozs"/>
@@ -822,7 +822,7 @@
                 <w:noProof/>
                 <w:webHidden/>
               </w:rPr>
-              <w:instrText xml:space="preserve"> PAGEREF _Toc227091774 \h </w:instrText>
+              <w:instrText xml:space="preserve"> PAGEREF _Toc227256916 \h </w:instrText>
             </w:r>
             <w:r>
               <w:rPr>
@@ -869,7 +869,7 @@
               <w14:ligatures w14:val="standardContextual"/>
             </w:rPr>
           </w:pPr>
-          <w:hyperlink w:anchor="_Toc227091775" w:history="1">
+          <w:hyperlink w:anchor="_Toc227256917" w:history="1">
             <w:r>
               <w:rPr>
                 <w:rStyle w:val="Hiperhivatkozs"/>
@@ -896,7 +896,7 @@
                 <w:noProof/>
                 <w:webHidden/>
               </w:rPr>
-              <w:instrText xml:space="preserve"> PAGEREF _Toc227091775 \h </w:instrText>
+              <w:instrText xml:space="preserve"> PAGEREF _Toc227256917 \h </w:instrText>
             </w:r>
             <w:r>
               <w:rPr>
@@ -943,7 +943,7 @@
               <w14:ligatures w14:val="standardContextual"/>
             </w:rPr>
           </w:pPr>
-          <w:hyperlink w:anchor="_Toc227091776" w:history="1">
+          <w:hyperlink w:anchor="_Toc227256918" w:history="1">
             <w:r>
               <w:rPr>
                 <w:rStyle w:val="Hiperhivatkozs"/>
@@ -970,7 +970,7 @@
                 <w:noProof/>
                 <w:webHidden/>
               </w:rPr>
-              <w:instrText xml:space="preserve"> PAGEREF _Toc227091776 \h </w:instrText>
+              <w:instrText xml:space="preserve"> PAGEREF _Toc227256918 \h </w:instrText>
             </w:r>
             <w:r>
               <w:rPr>
@@ -1017,7 +1017,7 @@
               <w14:ligatures w14:val="standardContextual"/>
             </w:rPr>
           </w:pPr>
-          <w:hyperlink w:anchor="_Toc227091777" w:history="1">
+          <w:hyperlink w:anchor="_Toc227256919" w:history="1">
             <w:r>
               <w:rPr>
                 <w:rStyle w:val="Hiperhivatkozs"/>
@@ -1044,7 +1044,7 @@
                 <w:noProof/>
                 <w:webHidden/>
               </w:rPr>
-              <w:instrText xml:space="preserve"> PAGEREF _Toc227091777 \h </w:instrText>
+              <w:instrText xml:space="preserve"> PAGEREF _Toc227256919 \h </w:instrText>
             </w:r>
             <w:r>
               <w:rPr>
@@ -1091,7 +1091,7 @@
               <w14:ligatures w14:val="standardContextual"/>
             </w:rPr>
           </w:pPr>
-          <w:hyperlink w:anchor="_Toc227091778" w:history="1">
+          <w:hyperlink w:anchor="_Toc227256920" w:history="1">
             <w:r>
               <w:rPr>
                 <w:rStyle w:val="Hiperhivatkozs"/>
@@ -1118,7 +1118,7 @@
                 <w:noProof/>
                 <w:webHidden/>
               </w:rPr>
-              <w:instrText xml:space="preserve"> PAGEREF _Toc227091778 \h </w:instrText>
+              <w:instrText xml:space="preserve"> PAGEREF _Toc227256920 \h </w:instrText>
             </w:r>
             <w:r>
               <w:rPr>
@@ -1165,7 +1165,7 @@
               <w14:ligatures w14:val="standardContextual"/>
             </w:rPr>
           </w:pPr>
-          <w:hyperlink w:anchor="_Toc227091779" w:history="1">
+          <w:hyperlink w:anchor="_Toc227256921" w:history="1">
             <w:r>
               <w:rPr>
                 <w:rStyle w:val="Hiperhivatkozs"/>
@@ -1192,7 +1192,7 @@
                 <w:noProof/>
                 <w:webHidden/>
               </w:rPr>
-              <w:instrText xml:space="preserve"> PAGEREF _Toc227091779 \h </w:instrText>
+              <w:instrText xml:space="preserve"> PAGEREF _Toc227256921 \h </w:instrText>
             </w:r>
             <w:r>
               <w:rPr>
@@ -1239,7 +1239,7 @@
               <w14:ligatures w14:val="standardContextual"/>
             </w:rPr>
           </w:pPr>
-          <w:hyperlink w:anchor="_Toc227091780" w:history="1">
+          <w:hyperlink w:anchor="_Toc227256922" w:history="1">
             <w:r>
               <w:rPr>
                 <w:rStyle w:val="Hiperhivatkozs"/>
@@ -1266,7 +1266,7 @@
                 <w:noProof/>
                 <w:webHidden/>
               </w:rPr>
-              <w:instrText xml:space="preserve"> PAGEREF _Toc227091780 \h </w:instrText>
+              <w:instrText xml:space="preserve"> PAGEREF _Toc227256922 \h </w:instrText>
             </w:r>
             <w:r>
               <w:rPr>
@@ -1313,7 +1313,7 @@
               <w14:ligatures w14:val="standardContextual"/>
             </w:rPr>
           </w:pPr>
-          <w:hyperlink w:anchor="_Toc227091781" w:history="1">
+          <w:hyperlink w:anchor="_Toc227256923" w:history="1">
             <w:r>
               <w:rPr>
                 <w:rStyle w:val="Hiperhivatkozs"/>
@@ -1340,7 +1340,7 @@
                 <w:noProof/>
                 <w:webHidden/>
               </w:rPr>
-              <w:instrText xml:space="preserve"> PAGEREF _Toc227091781 \h </w:instrText>
+              <w:instrText xml:space="preserve"> PAGEREF _Toc227256923 \h </w:instrText>
             </w:r>
             <w:r>
               <w:rPr>
@@ -1387,7 +1387,7 @@
               <w14:ligatures w14:val="standardContextual"/>
             </w:rPr>
           </w:pPr>
-          <w:hyperlink w:anchor="_Toc227091782" w:history="1">
+          <w:hyperlink w:anchor="_Toc227256924" w:history="1">
             <w:r>
               <w:rPr>
                 <w:rStyle w:val="Hiperhivatkozs"/>
@@ -1414,7 +1414,7 @@
                 <w:noProof/>
                 <w:webHidden/>
               </w:rPr>
-              <w:instrText xml:space="preserve"> PAGEREF _Toc227091782 \h </w:instrText>
+              <w:instrText xml:space="preserve"> PAGEREF _Toc227256924 \h </w:instrText>
             </w:r>
             <w:r>
               <w:rPr>
@@ -1461,7 +1461,7 @@
               <w14:ligatures w14:val="standardContextual"/>
             </w:rPr>
           </w:pPr>
-          <w:hyperlink w:anchor="_Toc227091783" w:history="1">
+          <w:hyperlink w:anchor="_Toc227256925" w:history="1">
             <w:r>
               <w:rPr>
                 <w:rStyle w:val="Hiperhivatkozs"/>
@@ -1488,7 +1488,7 @@
                 <w:noProof/>
                 <w:webHidden/>
               </w:rPr>
-              <w:instrText xml:space="preserve"> PAGEREF _Toc227091783 \h </w:instrText>
+              <w:instrText xml:space="preserve"> PAGEREF _Toc227256925 \h </w:instrText>
             </w:r>
             <w:r>
               <w:rPr>
@@ -1535,13 +1535,13 @@
               <w14:ligatures w14:val="standardContextual"/>
             </w:rPr>
           </w:pPr>
-          <w:hyperlink w:anchor="_Toc227091784" w:history="1">
+          <w:hyperlink w:anchor="_Toc227256926" w:history="1">
             <w:r>
               <w:rPr>
                 <w:rStyle w:val="Hiperhivatkozs"/>
                 <w:noProof/>
               </w:rPr>
-              <w:t>19. Összegzés</w:t>
+              <w:t>19. FTP feltöltés és adatbázis (phpMyadmin)</w:t>
             </w:r>
             <w:r>
               <w:rPr>
@@ -1562,7 +1562,7 @@
                 <w:noProof/>
                 <w:webHidden/>
               </w:rPr>
-              <w:instrText xml:space="preserve"> PAGEREF _Toc227091784 \h </w:instrText>
+              <w:instrText xml:space="preserve"> PAGEREF _Toc227256926 \h </w:instrText>
             </w:r>
             <w:r>
               <w:rPr>
@@ -1609,7 +1609,81 @@
               <w14:ligatures w14:val="standardContextual"/>
             </w:rPr>
           </w:pPr>
-          <w:hyperlink w:anchor="_Toc227091785" w:history="1">
+          <w:hyperlink w:anchor="_Toc227256927" w:history="1">
+            <w:r>
+              <w:rPr>
+                <w:rStyle w:val="Hiperhivatkozs"/>
+                <w:noProof/>
+              </w:rPr>
+              <w:t>20. Összegzés</w:t>
+            </w:r>
+            <w:r>
+              <w:rPr>
+                <w:noProof/>
+                <w:webHidden/>
+              </w:rPr>
+              <w:tab/>
+            </w:r>
+            <w:r>
+              <w:rPr>
+                <w:noProof/>
+                <w:webHidden/>
+              </w:rPr>
+              <w:fldChar w:fldCharType="begin"/>
+            </w:r>
+            <w:r>
+              <w:rPr>
+                <w:noProof/>
+                <w:webHidden/>
+              </w:rPr>
+              <w:instrText xml:space="preserve"> PAGEREF _Toc227256927 \h </w:instrText>
+            </w:r>
+            <w:r>
+              <w:rPr>
+                <w:noProof/>
+                <w:webHidden/>
+              </w:rPr>
+            </w:r>
+            <w:r>
+              <w:rPr>
+                <w:noProof/>
+                <w:webHidden/>
+              </w:rPr>
+              <w:fldChar w:fldCharType="separate"/>
+            </w:r>
+            <w:r>
+              <w:rPr>
+                <w:noProof/>
+                <w:webHidden/>
+              </w:rPr>
+              <w:t>26</w:t>
+            </w:r>
+            <w:r>
+              <w:rPr>
+                <w:noProof/>
+                <w:webHidden/>
+              </w:rPr>
+              <w:fldChar w:fldCharType="end"/>
+            </w:r>
+          </w:hyperlink>
+        </w:p>
+        <w:p>
+          <w:pPr>
+            <w:pStyle w:val="TJ1"/>
+            <w:tabs>
+              <w:tab w:val="right" w:leader="dot" w:pos="9622"/>
+            </w:tabs>
+            <w:rPr>
+              <w:rFonts w:asciiTheme="minorHAnsi" w:eastAsiaTheme="minorEastAsia" w:hAnsiTheme="minorHAnsi"/>
+              <w:noProof/>
+              <w:kern w:val="2"/>
+              <w:sz w:val="24"/>
+              <w:szCs w:val="24"/>
+              <w:lang w:eastAsia="hu-HU"/>
+              <w14:ligatures w14:val="standardContextual"/>
+            </w:rPr>
+          </w:pPr>
+          <w:hyperlink w:anchor="_Toc227256928" w:history="1">
             <w:r>
               <w:rPr>
                 <w:rStyle w:val="Hiperhivatkozs"/>
@@ -1636,7 +1710,7 @@
                 <w:noProof/>
                 <w:webHidden/>
               </w:rPr>
-              <w:instrText xml:space="preserve"> PAGEREF _Toc227091785 \h </w:instrText>
+              <w:instrText xml:space="preserve"> PAGEREF _Toc227256928 \h </w:instrText>
             </w:r>
             <w:r>
               <w:rPr>
@@ -1656,7 +1730,7 @@
                 <w:noProof/>
                 <w:webHidden/>
               </w:rPr>
-              <w:t>22</w:t>
+              <w:t>27</w:t>
             </w:r>
             <w:r>
               <w:rPr>
@@ -1688,7 +1762,7 @@
         <w:pStyle w:val="Cmsor1"/>
         <w:spacing w:before="0" w:after="120"/>
       </w:pPr>
-      <w:bookmarkStart w:id="0" w:name="_Toc227091766"/>
+      <w:bookmarkStart w:id="0" w:name="_Toc227256908"/>
       <w:r>
         <w:rPr>
           <w:b w:val="0"/>
@@ -1770,7 +1844,7 @@
         <w:pStyle w:val="Cmsor1"/>
         <w:spacing w:before="0" w:after="120"/>
       </w:pPr>
-      <w:bookmarkStart w:id="1" w:name="_Toc227091767"/>
+      <w:bookmarkStart w:id="1" w:name="_Toc227256909"/>
       <w:r>
         <w:rPr>
           <w:b w:val="0"/>
@@ -1852,7 +1926,7 @@
         <w:pStyle w:val="Cmsor1"/>
         <w:spacing w:before="0" w:after="120"/>
       </w:pPr>
-      <w:bookmarkStart w:id="2" w:name="_Toc227091768"/>
+      <w:bookmarkStart w:id="2" w:name="_Toc227256910"/>
       <w:r>
         <w:rPr>
           <w:b w:val="0"/>
@@ -2008,7 +2082,7 @@
         <w:pStyle w:val="Cmsor1"/>
         <w:spacing w:before="0" w:after="120"/>
       </w:pPr>
-      <w:bookmarkStart w:id="3" w:name="_Toc227091769"/>
+      <w:bookmarkStart w:id="3" w:name="_Toc227256911"/>
       <w:r>
         <w:rPr>
           <w:b w:val="0"/>
@@ -2496,7 +2570,7 @@
         <w:pStyle w:val="Cmsor1"/>
         <w:spacing w:before="0" w:after="120"/>
       </w:pPr>
-      <w:bookmarkStart w:id="4" w:name="_Toc227091770"/>
+      <w:bookmarkStart w:id="4" w:name="_Toc227256912"/>
       <w:r>
         <w:rPr>
           <w:b w:val="0"/>
@@ -2636,7 +2710,7 @@
         <w:pStyle w:val="Cmsor1"/>
         <w:spacing w:before="0" w:after="120"/>
       </w:pPr>
-      <w:bookmarkStart w:id="5" w:name="_Toc227091771"/>
+      <w:bookmarkStart w:id="5" w:name="_Toc227256913"/>
       <w:r>
         <w:rPr>
           <w:b w:val="0"/>
@@ -2733,7 +2807,7 @@
         <w:pStyle w:val="Cmsor1"/>
         <w:spacing w:before="0" w:after="120"/>
       </w:pPr>
-      <w:bookmarkStart w:id="6" w:name="_Toc227091772"/>
+      <w:bookmarkStart w:id="6" w:name="_Toc227256914"/>
       <w:r>
         <w:rPr>
           <w:b w:val="0"/>
@@ -2979,7 +3053,7 @@
         <w:pStyle w:val="Cmsor1"/>
         <w:spacing w:before="0" w:after="120"/>
       </w:pPr>
-      <w:bookmarkStart w:id="7" w:name="_Toc227091773"/>
+      <w:bookmarkStart w:id="7" w:name="_Toc227256915"/>
       <w:r>
         <w:rPr>
           <w:b w:val="0"/>
@@ -3204,7 +3278,7 @@
         <w:pStyle w:val="Cmsor1"/>
         <w:spacing w:before="0" w:after="120"/>
       </w:pPr>
-      <w:bookmarkStart w:id="8" w:name="_Toc227091774"/>
+      <w:bookmarkStart w:id="8" w:name="_Toc227256916"/>
       <w:r>
         <w:rPr>
           <w:b w:val="0"/>
@@ -3379,7 +3453,7 @@
         <w:pStyle w:val="Cmsor1"/>
         <w:spacing w:before="0" w:after="120"/>
       </w:pPr>
-      <w:bookmarkStart w:id="9" w:name="_Toc227091775"/>
+      <w:bookmarkStart w:id="9" w:name="_Toc227256917"/>
       <w:r>
         <w:rPr>
           <w:b w:val="0"/>
@@ -3668,7 +3742,7 @@
         <w:pStyle w:val="Cmsor1"/>
         <w:spacing w:before="0" w:after="120"/>
       </w:pPr>
-      <w:bookmarkStart w:id="10" w:name="_Toc227091776"/>
+      <w:bookmarkStart w:id="10" w:name="_Toc227256918"/>
       <w:r>
         <w:rPr>
           <w:b w:val="0"/>
@@ -3912,7 +3986,7 @@
         <w:pStyle w:val="Cmsor1"/>
         <w:spacing w:before="0" w:after="120"/>
       </w:pPr>
-      <w:bookmarkStart w:id="11" w:name="_Toc227091777"/>
+      <w:bookmarkStart w:id="11" w:name="_Toc227256919"/>
       <w:r>
         <w:rPr>
           <w:b w:val="0"/>
@@ -4017,7 +4091,7 @@
         <w:pStyle w:val="Cmsor1"/>
         <w:spacing w:before="0" w:after="120"/>
       </w:pPr>
-      <w:bookmarkStart w:id="12" w:name="_Toc227091778"/>
+      <w:bookmarkStart w:id="12" w:name="_Toc227256920"/>
       <w:r>
         <w:rPr>
           <w:b w:val="0"/>
@@ -4091,7 +4165,7 @@
         <w:pStyle w:val="Cmsor1"/>
         <w:spacing w:before="0" w:after="120"/>
       </w:pPr>
-      <w:bookmarkStart w:id="13" w:name="_Toc227091779"/>
+      <w:bookmarkStart w:id="13" w:name="_Toc227256921"/>
       <w:r>
         <w:rPr>
           <w:b w:val="0"/>
@@ -4366,7 +4440,7 @@
         <w:pStyle w:val="Cmsor1"/>
         <w:spacing w:before="0" w:after="120"/>
       </w:pPr>
-      <w:bookmarkStart w:id="14" w:name="_Toc227091780"/>
+      <w:bookmarkStart w:id="14" w:name="_Toc227256922"/>
       <w:r>
         <w:rPr>
           <w:b w:val="0"/>
@@ -4488,7 +4562,7 @@
         <w:pStyle w:val="Cmsor1"/>
         <w:spacing w:before="0" w:after="120"/>
       </w:pPr>
-      <w:bookmarkStart w:id="15" w:name="_Toc227091781"/>
+      <w:bookmarkStart w:id="15" w:name="_Toc227256923"/>
       <w:r>
         <w:rPr>
           <w:b w:val="0"/>
@@ -4564,7 +4638,7 @@
         <w:pStyle w:val="Cmsor1"/>
         <w:spacing w:before="0" w:after="120"/>
       </w:pPr>
-      <w:bookmarkStart w:id="16" w:name="_Toc227091782"/>
+      <w:bookmarkStart w:id="16" w:name="_Toc227256924"/>
       <w:r>
         <w:rPr>
           <w:b w:val="0"/>
@@ -5124,7 +5198,7 @@
         <w:pStyle w:val="Cmsor1"/>
         <w:spacing w:before="0" w:after="120"/>
       </w:pPr>
-      <w:bookmarkStart w:id="17" w:name="_Toc227091783"/>
+      <w:bookmarkStart w:id="17" w:name="_Toc227256925"/>
       <w:r>
         <w:rPr>
           <w:b w:val="0"/>
@@ -5191,14 +5265,37 @@
       <w:pPr>
         <w:pStyle w:val="Cmsor1"/>
         <w:spacing w:before="0" w:after="120"/>
-      </w:pPr>
-      <w:bookmarkStart w:id="18" w:name="_Toc227091784"/>
+        <w:rPr>
+          <w:b w:val="0"/>
+        </w:rPr>
+      </w:pPr>
+      <w:bookmarkStart w:id="18" w:name="_Toc227256926"/>
       <w:r>
         <w:rPr>
           <w:b w:val="0"/>
         </w:rPr>
         <w:lastRenderedPageBreak/>
-        <w:t>19. Összegzés</w:t>
+        <w:t xml:space="preserve">19. </w:t>
+      </w:r>
+      <w:r>
+        <w:rPr>
+          <w:b w:val="0"/>
+        </w:rPr>
+        <w:t>FTP feltöltés és adatbázis (</w:t>
+      </w:r>
+      <w:proofErr w:type="spellStart"/>
+      <w:r>
+        <w:rPr>
+          <w:b w:val="0"/>
+        </w:rPr>
+        <w:t>phpMyadmin</w:t>
+      </w:r>
+      <w:proofErr w:type="spellEnd"/>
+      <w:r>
+        <w:rPr>
+          <w:b w:val="0"/>
+        </w:rPr>
+        <w:t>)</w:t>
       </w:r>
       <w:bookmarkEnd w:id="18"/>
     </w:p>
@@ -5207,23 +5304,7 @@
         <w:spacing w:after="120"/>
       </w:pPr>
       <w:r>
-        <w:t xml:space="preserve">A beadandó végső formájában egy összetett, de átgondolt felépítésű webalkalmazás lett. A különböző technológiák nem széteső mintapéldákként, hanem közös témára épülő modulokként jelennek meg. A projekt képes bemutatni a klasszikus JavaScript, a </w:t>
-      </w:r>
-      <w:proofErr w:type="spellStart"/>
-      <w:r>
-        <w:t>React</w:t>
-      </w:r>
-      <w:proofErr w:type="spellEnd"/>
-      <w:r>
-        <w:t xml:space="preserve">, a SPA-szemlélet, a PHP backend, a </w:t>
-      </w:r>
-      <w:proofErr w:type="spellStart"/>
-      <w:r>
-        <w:t>MySQL</w:t>
-      </w:r>
-      <w:proofErr w:type="spellEnd"/>
-      <w:r>
-        <w:t xml:space="preserve"> adatbázis és az OOJS együttműködését.</w:t>
+        <w:t xml:space="preserve">Az alábbi képeken a tárhelyre való feltöltés eredménye, illetve az adatbázis elérés és egy módosítás eredménye látható. A csapatunk tárhely szolgáltatója biztonsági okok miatt nem enged sem új FTP felhasználót rögzíteni, valamint SQL felhasználót sem, illetve a tárhely IP cím védelemmel és 2FA azonosítással enged csak belépést, ezért ezeket az adatokat nem adhatjuk meg. </w:t>
       </w:r>
     </w:p>
     <w:p>
@@ -5231,23 +5312,44 @@
         <w:spacing w:after="120"/>
       </w:pPr>
       <w:r>
-        <w:t xml:space="preserve">A fejlesztési folyamat során számos apró, de fontos részletre kellett figyelni: </w:t>
-      </w:r>
-      <w:proofErr w:type="spellStart"/>
-      <w:r>
-        <w:t>buildelési</w:t>
-      </w:r>
-      <w:proofErr w:type="spellEnd"/>
-      <w:r>
-        <w:t xml:space="preserve"> problémákra, CSS és </w:t>
-      </w:r>
-      <w:proofErr w:type="spellStart"/>
-      <w:r>
-        <w:t>inline</w:t>
-      </w:r>
-      <w:proofErr w:type="spellEnd"/>
-      <w:r>
-        <w:t xml:space="preserve"> stílusok ütközésére, gombállapotok logikájára, adatbázis-konfiguráció központosítására, valamint a felhasználói visszajelzések minőségére. Ezek a feladatok együtt adták azt a tapasztalatot, amely a projektet valódi beadandóvá emelte.</w:t>
+        <w:rPr>
+          <w:noProof/>
+        </w:rPr>
+        <w:drawing>
+          <wp:inline distT="0" distB="0" distL="0" distR="0" wp14:anchorId="38140A36" wp14:editId="289DE064">
+            <wp:extent cx="6116320" cy="2197100"/>
+            <wp:effectExtent l="0" t="0" r="0" b="0"/>
+            <wp:docPr id="290681333" name="Kép 1"/>
+            <wp:cNvGraphicFramePr>
+              <a:graphicFrameLocks xmlns:a="http://schemas.openxmlformats.org/drawingml/2006/main" noChangeAspect="1"/>
+            </wp:cNvGraphicFramePr>
+            <a:graphic xmlns:a="http://schemas.openxmlformats.org/drawingml/2006/main">
+              <a:graphicData uri="http://schemas.openxmlformats.org/drawingml/2006/picture">
+                <pic:pic xmlns:pic="http://schemas.openxmlformats.org/drawingml/2006/picture">
+                  <pic:nvPicPr>
+                    <pic:cNvPr id="290681333" name=""/>
+                    <pic:cNvPicPr/>
+                  </pic:nvPicPr>
+                  <pic:blipFill>
+                    <a:blip r:embed="rId27"/>
+                    <a:stretch>
+                      <a:fillRect/>
+                    </a:stretch>
+                  </pic:blipFill>
+                  <pic:spPr>
+                    <a:xfrm>
+                      <a:off x="0" y="0"/>
+                      <a:ext cx="6116320" cy="2197100"/>
+                    </a:xfrm>
+                    <a:prstGeom prst="rect">
+                      <a:avLst/>
+                    </a:prstGeom>
+                  </pic:spPr>
+                </pic:pic>
+              </a:graphicData>
+            </a:graphic>
+          </wp:inline>
+        </w:drawing>
       </w:r>
     </w:p>
     <w:p>
@@ -5255,20 +5357,610 @@
         <w:spacing w:after="120"/>
       </w:pPr>
       <w:r>
-        <w:t>A dokumentáció célja az volt, hogy ezt a folyamatot ne csak összefoglalja, hanem értelmezze is. Így a rendszer nemcsak működő kódként, hanem fejlesztői gondolatmenetként is bemutatható. Ez hosszabb távon is hasznos, mert megkönnyíti a projekt későbbi bővítését, illetve az értékelő számára is egyértelművé teszi a megvalósítás logikáját.</w:t>
+        <w:rPr>
+          <w:noProof/>
+        </w:rPr>
+        <w:drawing>
+          <wp:inline distT="0" distB="0" distL="0" distR="0" wp14:anchorId="43443751" wp14:editId="524E20E3">
+            <wp:extent cx="6116320" cy="2358390"/>
+            <wp:effectExtent l="0" t="0" r="0" b="3810"/>
+            <wp:docPr id="1278049572" name="Kép 1"/>
+            <wp:cNvGraphicFramePr>
+              <a:graphicFrameLocks xmlns:a="http://schemas.openxmlformats.org/drawingml/2006/main" noChangeAspect="1"/>
+            </wp:cNvGraphicFramePr>
+            <a:graphic xmlns:a="http://schemas.openxmlformats.org/drawingml/2006/main">
+              <a:graphicData uri="http://schemas.openxmlformats.org/drawingml/2006/picture">
+                <pic:pic xmlns:pic="http://schemas.openxmlformats.org/drawingml/2006/picture">
+                  <pic:nvPicPr>
+                    <pic:cNvPr id="1278049572" name=""/>
+                    <pic:cNvPicPr/>
+                  </pic:nvPicPr>
+                  <pic:blipFill>
+                    <a:blip r:embed="rId28"/>
+                    <a:stretch>
+                      <a:fillRect/>
+                    </a:stretch>
+                  </pic:blipFill>
+                  <pic:spPr>
+                    <a:xfrm>
+                      <a:off x="0" y="0"/>
+                      <a:ext cx="6116320" cy="2358390"/>
+                    </a:xfrm>
+                    <a:prstGeom prst="rect">
+                      <a:avLst/>
+                    </a:prstGeom>
+                  </pic:spPr>
+                </pic:pic>
+              </a:graphicData>
+            </a:graphic>
+          </wp:inline>
+        </w:drawing>
       </w:r>
     </w:p>
     <w:p>
-      <w:r>
-        <w:br w:type="page"/>
-      </w:r>
+      <w:pPr>
+        <w:spacing w:after="120"/>
+      </w:pPr>
     </w:p>
     <w:p>
       <w:pPr>
+        <w:spacing w:after="120"/>
+      </w:pPr>
+    </w:p>
+    <w:p>
+      <w:pPr>
+        <w:spacing w:after="120"/>
+      </w:pPr>
+      <w:r>
+        <w:rPr>
+          <w:noProof/>
+        </w:rPr>
+        <w:lastRenderedPageBreak/>
+        <mc:AlternateContent>
+          <mc:Choice Requires="wpi">
+            <w:drawing>
+              <wp:anchor distT="0" distB="0" distL="114300" distR="114300" simplePos="0" relativeHeight="251660288" behindDoc="0" locked="0" layoutInCell="1" allowOverlap="1" wp14:anchorId="1E5A1C56" wp14:editId="54731778">
+                <wp:simplePos x="0" y="0"/>
+                <wp:positionH relativeFrom="column">
+                  <wp:posOffset>-273684</wp:posOffset>
+                </wp:positionH>
+                <wp:positionV relativeFrom="paragraph">
+                  <wp:posOffset>2732405</wp:posOffset>
+                </wp:positionV>
+                <wp:extent cx="6343650" cy="271780"/>
+                <wp:effectExtent l="38100" t="38100" r="38100" b="52070"/>
+                <wp:wrapNone/>
+                <wp:docPr id="1337780498" name="Szabadkéz 3"/>
+                <wp:cNvGraphicFramePr/>
+                <a:graphic xmlns:a="http://schemas.openxmlformats.org/drawingml/2006/main">
+                  <a:graphicData uri="http://schemas.microsoft.com/office/word/2010/wordprocessingInk">
+                    <w14:contentPart bwMode="auto" r:id="rId29">
+                      <w14:nvContentPartPr>
+                        <w14:cNvContentPartPr/>
+                      </w14:nvContentPartPr>
+                      <w14:xfrm>
+                        <a:off x="0" y="0"/>
+                        <a:ext cx="6343650" cy="271780"/>
+                      </w14:xfrm>
+                    </w14:contentPart>
+                  </a:graphicData>
+                </a:graphic>
+                <wp14:sizeRelH relativeFrom="margin">
+                  <wp14:pctWidth>0</wp14:pctWidth>
+                </wp14:sizeRelH>
+              </wp:anchor>
+            </w:drawing>
+          </mc:Choice>
+          <mc:Fallback>
+            <w:pict>
+              <v:shapetype w14:anchorId="362A93CF" id="_x0000_t75" coordsize="21600,21600" o:spt="75" o:preferrelative="t" path="m@4@5l@4@11@9@11@9@5xe" filled="f" stroked="f">
+                <v:stroke joinstyle="miter"/>
+                <v:formulas>
+                  <v:f eqn="if lineDrawn pixelLineWidth 0"/>
+                  <v:f eqn="sum @0 1 0"/>
+                  <v:f eqn="sum 0 0 @1"/>
+                  <v:f eqn="prod @2 1 2"/>
+                  <v:f eqn="prod @3 21600 pixelWidth"/>
+                  <v:f eqn="prod @3 21600 pixelHeight"/>
+                  <v:f eqn="sum @0 0 1"/>
+                  <v:f eqn="prod @6 1 2"/>
+                  <v:f eqn="prod @7 21600 pixelWidth"/>
+                  <v:f eqn="sum @8 21600 0"/>
+                  <v:f eqn="prod @7 21600 pixelHeight"/>
+                  <v:f eqn="sum @10 21600 0"/>
+                </v:formulas>
+                <v:path o:extrusionok="f" gradientshapeok="t" o:connecttype="rect"/>
+                <o:lock v:ext="edit" aspectratio="t"/>
+              </v:shapetype>
+              <v:shape id="Szabadkéz 3" o:spid="_x0000_s1026" type="#_x0000_t75" style="position:absolute;margin-left:-22.05pt;margin-top:214.65pt;width:500.45pt;height:22.35pt;z-index:251660288;visibility:visible;mso-wrap-style:square;mso-width-percent:0;mso-wrap-distance-left:9pt;mso-wrap-distance-top:0;mso-wrap-distance-right:9pt;mso-wrap-distance-bottom:0;mso-position-horizontal:absolute;mso-position-horizontal-relative:text;mso-position-vertical:absolute;mso-position-vertical-relative:text;mso-width-percent:0;mso-width-relative:margin" o:gfxdata="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">
+                <v:imagedata r:id="rId30" o:title=""/>
+              </v:shape>
+            </w:pict>
+          </mc:Fallback>
+        </mc:AlternateContent>
+      </w:r>
+      <w:r>
+        <w:rPr>
+          <w:noProof/>
+        </w:rPr>
+        <w:drawing>
+          <wp:inline distT="0" distB="0" distL="0" distR="0" wp14:anchorId="6FBD4723" wp14:editId="08B0508E">
+            <wp:extent cx="6116320" cy="8531225"/>
+            <wp:effectExtent l="0" t="0" r="0" b="3175"/>
+            <wp:docPr id="1524218905" name="Kép 1"/>
+            <wp:cNvGraphicFramePr>
+              <a:graphicFrameLocks xmlns:a="http://schemas.openxmlformats.org/drawingml/2006/main" noChangeAspect="1"/>
+            </wp:cNvGraphicFramePr>
+            <a:graphic xmlns:a="http://schemas.openxmlformats.org/drawingml/2006/main">
+              <a:graphicData uri="http://schemas.openxmlformats.org/drawingml/2006/picture">
+                <pic:pic xmlns:pic="http://schemas.openxmlformats.org/drawingml/2006/picture">
+                  <pic:nvPicPr>
+                    <pic:cNvPr id="1524218905" name=""/>
+                    <pic:cNvPicPr/>
+                  </pic:nvPicPr>
+                  <pic:blipFill>
+                    <a:blip r:embed="rId31"/>
+                    <a:stretch>
+                      <a:fillRect/>
+                    </a:stretch>
+                  </pic:blipFill>
+                  <pic:spPr>
+                    <a:xfrm>
+                      <a:off x="0" y="0"/>
+                      <a:ext cx="6116320" cy="8531225"/>
+                    </a:xfrm>
+                    <a:prstGeom prst="rect">
+                      <a:avLst/>
+                    </a:prstGeom>
+                  </pic:spPr>
+                </pic:pic>
+              </a:graphicData>
+            </a:graphic>
+          </wp:inline>
+        </w:drawing>
+      </w:r>
+      <w:r>
+        <w:rPr>
+          <w:noProof/>
+        </w:rPr>
+        <w:lastRenderedPageBreak/>
+        <w:drawing>
+          <wp:inline distT="0" distB="0" distL="0" distR="0" wp14:anchorId="3F0B3A0E" wp14:editId="47E04103">
+            <wp:extent cx="6116320" cy="4304030"/>
+            <wp:effectExtent l="0" t="0" r="0" b="1270"/>
+            <wp:docPr id="1337512493" name="Kép 1"/>
+            <wp:cNvGraphicFramePr>
+              <a:graphicFrameLocks xmlns:a="http://schemas.openxmlformats.org/drawingml/2006/main" noChangeAspect="1"/>
+            </wp:cNvGraphicFramePr>
+            <a:graphic xmlns:a="http://schemas.openxmlformats.org/drawingml/2006/main">
+              <a:graphicData uri="http://schemas.openxmlformats.org/drawingml/2006/picture">
+                <pic:pic xmlns:pic="http://schemas.openxmlformats.org/drawingml/2006/picture">
+                  <pic:nvPicPr>
+                    <pic:cNvPr id="1337512493" name=""/>
+                    <pic:cNvPicPr/>
+                  </pic:nvPicPr>
+                  <pic:blipFill>
+                    <a:blip r:embed="rId32"/>
+                    <a:stretch>
+                      <a:fillRect/>
+                    </a:stretch>
+                  </pic:blipFill>
+                  <pic:spPr>
+                    <a:xfrm>
+                      <a:off x="0" y="0"/>
+                      <a:ext cx="6116320" cy="4304030"/>
+                    </a:xfrm>
+                    <a:prstGeom prst="rect">
+                      <a:avLst/>
+                    </a:prstGeom>
+                  </pic:spPr>
+                </pic:pic>
+              </a:graphicData>
+            </a:graphic>
+          </wp:inline>
+        </w:drawing>
+      </w:r>
+      <w:r>
+        <w:rPr>
+          <w:noProof/>
+        </w:rPr>
+        <w:drawing>
+          <wp:inline distT="0" distB="0" distL="0" distR="0" wp14:anchorId="784FB785" wp14:editId="3173C91C">
+            <wp:extent cx="6116320" cy="2993390"/>
+            <wp:effectExtent l="0" t="0" r="0" b="0"/>
+            <wp:docPr id="1200839919" name="Kép 1"/>
+            <wp:cNvGraphicFramePr>
+              <a:graphicFrameLocks xmlns:a="http://schemas.openxmlformats.org/drawingml/2006/main" noChangeAspect="1"/>
+            </wp:cNvGraphicFramePr>
+            <a:graphic xmlns:a="http://schemas.openxmlformats.org/drawingml/2006/main">
+              <a:graphicData uri="http://schemas.openxmlformats.org/drawingml/2006/picture">
+                <pic:pic xmlns:pic="http://schemas.openxmlformats.org/drawingml/2006/picture">
+                  <pic:nvPicPr>
+                    <pic:cNvPr id="1200839919" name=""/>
+                    <pic:cNvPicPr/>
+                  </pic:nvPicPr>
+                  <pic:blipFill>
+                    <a:blip r:embed="rId33"/>
+                    <a:stretch>
+                      <a:fillRect/>
+                    </a:stretch>
+                  </pic:blipFill>
+                  <pic:spPr>
+                    <a:xfrm>
+                      <a:off x="0" y="0"/>
+                      <a:ext cx="6116320" cy="2993390"/>
+                    </a:xfrm>
+                    <a:prstGeom prst="rect">
+                      <a:avLst/>
+                    </a:prstGeom>
+                  </pic:spPr>
+                </pic:pic>
+              </a:graphicData>
+            </a:graphic>
+          </wp:inline>
+        </w:drawing>
+      </w:r>
+      <w:r>
+        <w:rPr>
+          <w:noProof/>
+        </w:rPr>
+        <w:lastRenderedPageBreak/>
+        <mc:AlternateContent>
+          <mc:Choice Requires="wpi">
+            <w:drawing>
+              <wp:anchor distT="0" distB="0" distL="114300" distR="114300" simplePos="0" relativeHeight="251662336" behindDoc="0" locked="0" layoutInCell="1" allowOverlap="1" wp14:anchorId="69204151" wp14:editId="5309A697">
+                <wp:simplePos x="0" y="0"/>
+                <wp:positionH relativeFrom="column">
+                  <wp:posOffset>-111759</wp:posOffset>
+                </wp:positionH>
+                <wp:positionV relativeFrom="paragraph">
+                  <wp:posOffset>2179955</wp:posOffset>
+                </wp:positionV>
+                <wp:extent cx="4762500" cy="271780"/>
+                <wp:effectExtent l="38100" t="38100" r="38100" b="52070"/>
+                <wp:wrapNone/>
+                <wp:docPr id="1500640106" name="Szabadkéz 3"/>
+                <wp:cNvGraphicFramePr/>
+                <a:graphic xmlns:a="http://schemas.openxmlformats.org/drawingml/2006/main">
+                  <a:graphicData uri="http://schemas.microsoft.com/office/word/2010/wordprocessingInk">
+                    <w14:contentPart bwMode="auto" r:id="rId34">
+                      <w14:nvContentPartPr>
+                        <w14:cNvContentPartPr/>
+                      </w14:nvContentPartPr>
+                      <w14:xfrm>
+                        <a:off x="0" y="0"/>
+                        <a:ext cx="4762500" cy="271780"/>
+                      </w14:xfrm>
+                    </w14:contentPart>
+                  </a:graphicData>
+                </a:graphic>
+                <wp14:sizeRelH relativeFrom="margin">
+                  <wp14:pctWidth>0</wp14:pctWidth>
+                </wp14:sizeRelH>
+              </wp:anchor>
+            </w:drawing>
+          </mc:Choice>
+          <mc:Fallback>
+            <w:pict>
+              <v:shape w14:anchorId="3444DCDF" id="Szabadkéz 3" o:spid="_x0000_s1026" type="#_x0000_t75" style="position:absolute;margin-left:-9.3pt;margin-top:171.15pt;width:375.95pt;height:22.35pt;z-index:251662336;visibility:visible;mso-wrap-style:square;mso-width-percent:0;mso-wrap-distance-left:9pt;mso-wrap-distance-top:0;mso-wrap-distance-right:9pt;mso-wrap-distance-bottom:0;mso-position-horizontal:absolute;mso-position-horizontal-relative:text;mso-position-vertical:absolute;mso-position-vertical-relative:text;mso-width-percent:0;mso-width-relative:margin" o:gfxdata="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">
+                <v:imagedata r:id="rId35" o:title=""/>
+              </v:shape>
+            </w:pict>
+          </mc:Fallback>
+        </mc:AlternateContent>
+      </w:r>
+      <w:r>
+        <w:rPr>
+          <w:noProof/>
+        </w:rPr>
+        <w:drawing>
+          <wp:inline distT="0" distB="0" distL="0" distR="0" wp14:anchorId="7EA6F05D" wp14:editId="23FD5691">
+            <wp:extent cx="6116320" cy="6492875"/>
+            <wp:effectExtent l="0" t="0" r="0" b="3175"/>
+            <wp:docPr id="427263781" name="Kép 1"/>
+            <wp:cNvGraphicFramePr>
+              <a:graphicFrameLocks xmlns:a="http://schemas.openxmlformats.org/drawingml/2006/main" noChangeAspect="1"/>
+            </wp:cNvGraphicFramePr>
+            <a:graphic xmlns:a="http://schemas.openxmlformats.org/drawingml/2006/main">
+              <a:graphicData uri="http://schemas.openxmlformats.org/drawingml/2006/picture">
+                <pic:pic xmlns:pic="http://schemas.openxmlformats.org/drawingml/2006/picture">
+                  <pic:nvPicPr>
+                    <pic:cNvPr id="427263781" name=""/>
+                    <pic:cNvPicPr/>
+                  </pic:nvPicPr>
+                  <pic:blipFill>
+                    <a:blip r:embed="rId36"/>
+                    <a:stretch>
+                      <a:fillRect/>
+                    </a:stretch>
+                  </pic:blipFill>
+                  <pic:spPr>
+                    <a:xfrm>
+                      <a:off x="0" y="0"/>
+                      <a:ext cx="6116320" cy="6492875"/>
+                    </a:xfrm>
+                    <a:prstGeom prst="rect">
+                      <a:avLst/>
+                    </a:prstGeom>
+                  </pic:spPr>
+                </pic:pic>
+              </a:graphicData>
+            </a:graphic>
+          </wp:inline>
+        </w:drawing>
+      </w:r>
+      <w:r>
+        <w:rPr>
+          <w:noProof/>
+        </w:rPr>
+        <w:drawing>
+          <wp:inline distT="0" distB="0" distL="0" distR="0" wp14:anchorId="34E604DC" wp14:editId="2C062CC5">
+            <wp:extent cx="6116320" cy="1332230"/>
+            <wp:effectExtent l="0" t="0" r="0" b="1270"/>
+            <wp:docPr id="152387974" name="Kép 1"/>
+            <wp:cNvGraphicFramePr>
+              <a:graphicFrameLocks xmlns:a="http://schemas.openxmlformats.org/drawingml/2006/main" noChangeAspect="1"/>
+            </wp:cNvGraphicFramePr>
+            <a:graphic xmlns:a="http://schemas.openxmlformats.org/drawingml/2006/main">
+              <a:graphicData uri="http://schemas.openxmlformats.org/drawingml/2006/picture">
+                <pic:pic xmlns:pic="http://schemas.openxmlformats.org/drawingml/2006/picture">
+                  <pic:nvPicPr>
+                    <pic:cNvPr id="152387974" name=""/>
+                    <pic:cNvPicPr/>
+                  </pic:nvPicPr>
+                  <pic:blipFill>
+                    <a:blip r:embed="rId37"/>
+                    <a:stretch>
+                      <a:fillRect/>
+                    </a:stretch>
+                  </pic:blipFill>
+                  <pic:spPr>
+                    <a:xfrm>
+                      <a:off x="0" y="0"/>
+                      <a:ext cx="6116320" cy="1332230"/>
+                    </a:xfrm>
+                    <a:prstGeom prst="rect">
+                      <a:avLst/>
+                    </a:prstGeom>
+                  </pic:spPr>
+                </pic:pic>
+              </a:graphicData>
+            </a:graphic>
+          </wp:inline>
+        </w:drawing>
+      </w:r>
+      <w:r>
+        <w:rPr>
+          <w:noProof/>
+        </w:rPr>
+        <w:lastRenderedPageBreak/>
+        <mc:AlternateContent>
+          <mc:Choice Requires="wpi">
+            <w:drawing>
+              <wp:anchor distT="0" distB="0" distL="114300" distR="114300" simplePos="0" relativeHeight="251664384" behindDoc="0" locked="0" layoutInCell="1" allowOverlap="1" wp14:anchorId="6989EC57" wp14:editId="2FDBA33C">
+                <wp:simplePos x="0" y="0"/>
+                <wp:positionH relativeFrom="column">
+                  <wp:posOffset>-387985</wp:posOffset>
+                </wp:positionH>
+                <wp:positionV relativeFrom="paragraph">
+                  <wp:posOffset>2503805</wp:posOffset>
+                </wp:positionV>
+                <wp:extent cx="6343650" cy="271780"/>
+                <wp:effectExtent l="38100" t="38100" r="38100" b="52070"/>
+                <wp:wrapNone/>
+                <wp:docPr id="2112203365" name="Szabadkéz 3"/>
+                <wp:cNvGraphicFramePr/>
+                <a:graphic xmlns:a="http://schemas.openxmlformats.org/drawingml/2006/main">
+                  <a:graphicData uri="http://schemas.microsoft.com/office/word/2010/wordprocessingInk">
+                    <w14:contentPart bwMode="auto" r:id="rId38">
+                      <w14:nvContentPartPr>
+                        <w14:cNvContentPartPr/>
+                      </w14:nvContentPartPr>
+                      <w14:xfrm>
+                        <a:off x="0" y="0"/>
+                        <a:ext cx="6343650" cy="271780"/>
+                      </w14:xfrm>
+                    </w14:contentPart>
+                  </a:graphicData>
+                </a:graphic>
+                <wp14:sizeRelH relativeFrom="margin">
+                  <wp14:pctWidth>0</wp14:pctWidth>
+                </wp14:sizeRelH>
+              </wp:anchor>
+            </w:drawing>
+          </mc:Choice>
+          <mc:Fallback>
+            <w:pict>
+              <v:shape w14:anchorId="22653BAB" id="Szabadkéz 3" o:spid="_x0000_s1026" type="#_x0000_t75" style="position:absolute;margin-left:-31.05pt;margin-top:196.65pt;width:500.45pt;height:22.35pt;z-index:251664384;visibility:visible;mso-wrap-style:square;mso-width-percent:0;mso-wrap-distance-left:9pt;mso-wrap-distance-top:0;mso-wrap-distance-right:9pt;mso-wrap-distance-bottom:0;mso-position-horizontal:absolute;mso-position-horizontal-relative:text;mso-position-vertical:absolute;mso-position-vertical-relative:text;mso-width-percent:0;mso-width-relative:margin" o:gfxdata="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">
+                <v:imagedata r:id="rId30" o:title=""/>
+              </v:shape>
+            </w:pict>
+          </mc:Fallback>
+        </mc:AlternateContent>
+      </w:r>
+      <w:r>
+        <w:rPr>
+          <w:noProof/>
+        </w:rPr>
+        <w:drawing>
+          <wp:inline distT="0" distB="0" distL="0" distR="0" wp14:anchorId="7FF02946" wp14:editId="1BBB8FBD">
+            <wp:extent cx="6116320" cy="7901305"/>
+            <wp:effectExtent l="0" t="0" r="0" b="4445"/>
+            <wp:docPr id="2081427874" name="Kép 1"/>
+            <wp:cNvGraphicFramePr>
+              <a:graphicFrameLocks xmlns:a="http://schemas.openxmlformats.org/drawingml/2006/main" noChangeAspect="1"/>
+            </wp:cNvGraphicFramePr>
+            <a:graphic xmlns:a="http://schemas.openxmlformats.org/drawingml/2006/main">
+              <a:graphicData uri="http://schemas.openxmlformats.org/drawingml/2006/picture">
+                <pic:pic xmlns:pic="http://schemas.openxmlformats.org/drawingml/2006/picture">
+                  <pic:nvPicPr>
+                    <pic:cNvPr id="2081427874" name=""/>
+                    <pic:cNvPicPr/>
+                  </pic:nvPicPr>
+                  <pic:blipFill>
+                    <a:blip r:embed="rId39"/>
+                    <a:stretch>
+                      <a:fillRect/>
+                    </a:stretch>
+                  </pic:blipFill>
+                  <pic:spPr>
+                    <a:xfrm>
+                      <a:off x="0" y="0"/>
+                      <a:ext cx="6116320" cy="7901305"/>
+                    </a:xfrm>
+                    <a:prstGeom prst="rect">
+                      <a:avLst/>
+                    </a:prstGeom>
+                  </pic:spPr>
+                </pic:pic>
+              </a:graphicData>
+            </a:graphic>
+          </wp:inline>
+        </w:drawing>
+      </w:r>
+    </w:p>
+    <w:p>
+      <w:r>
+        <w:br w:type="page"/>
+      </w:r>
+    </w:p>
+    <w:p>
+      <w:pPr>
         <w:pStyle w:val="Cmsor1"/>
         <w:spacing w:before="0" w:after="120"/>
       </w:pPr>
-      <w:bookmarkStart w:id="19" w:name="_Toc227091785"/>
+      <w:bookmarkStart w:id="19" w:name="_Toc227256927"/>
+      <w:r>
+        <w:rPr>
+          <w:b w:val="0"/>
+        </w:rPr>
+        <w:lastRenderedPageBreak/>
+        <w:t>20</w:t>
+      </w:r>
+      <w:r>
+        <w:rPr>
+          <w:b w:val="0"/>
+        </w:rPr>
+        <w:t>. Összegzés</w:t>
+      </w:r>
+      <w:bookmarkEnd w:id="19"/>
+    </w:p>
+    <w:p>
+      <w:pPr>
+        <w:spacing w:after="120"/>
+      </w:pPr>
+      <w:r>
+        <w:t xml:space="preserve">A beadandó végső formájában egy összetett, de átgondolt felépítésű webalkalmazás lett. A különböző technológiák nem széteső mintapéldákként, hanem közös témára épülő modulokként jelennek meg. A projekt képes bemutatni a klasszikus JavaScript, a </w:t>
+      </w:r>
+      <w:proofErr w:type="spellStart"/>
+      <w:r>
+        <w:t>React</w:t>
+      </w:r>
+      <w:proofErr w:type="spellEnd"/>
+      <w:r>
+        <w:t xml:space="preserve">, a SPA-szemlélet, a PHP backend, a </w:t>
+      </w:r>
+      <w:proofErr w:type="spellStart"/>
+      <w:r>
+        <w:t>MySQL</w:t>
+      </w:r>
+      <w:proofErr w:type="spellEnd"/>
+      <w:r>
+        <w:t xml:space="preserve"> adatbázis és az OOJS együttműködését.</w:t>
+      </w:r>
+    </w:p>
+    <w:p>
+      <w:pPr>
+        <w:spacing w:after="120"/>
+      </w:pPr>
+      <w:r>
+        <w:t xml:space="preserve">A fejlesztési folyamat során számos apró, de fontos részletre kellett figyelni: </w:t>
+      </w:r>
+      <w:proofErr w:type="spellStart"/>
+      <w:r>
+        <w:t>buildelési</w:t>
+      </w:r>
+      <w:proofErr w:type="spellEnd"/>
+      <w:r>
+        <w:t xml:space="preserve"> problémákra, CSS és </w:t>
+      </w:r>
+      <w:proofErr w:type="spellStart"/>
+      <w:r>
+        <w:t>inline</w:t>
+      </w:r>
+      <w:proofErr w:type="spellEnd"/>
+      <w:r>
+        <w:t xml:space="preserve"> stílusok ütközésére, gombállapotok logikájára, adatbázis-konfiguráció központosítására, valamint a felhasználói visszajelzések minőségére. Ezek a feladatok együtt adták azt a tapasztalatot, amely a projektet valódi beadandóvá emelte.</w:t>
+      </w:r>
+    </w:p>
+    <w:p>
+      <w:pPr>
+        <w:spacing w:after="120"/>
+      </w:pPr>
+      <w:r>
+        <w:t>A dokumentáció célja az volt, hogy ezt a folyamatot ne csak összefoglalja, hanem értelmezze is. Így a rendszer nemcsak működő kódként, hanem fejlesztői gondolatmenetként is bemutatható. Ez hosszabb távon is hasznos, mert megkönnyíti a projekt későbbi bővítését, illetve az értékelő számára is egyértelművé teszi a megvalósítás logikáját.</w:t>
+      </w:r>
+    </w:p>
+    <w:p>
+      <w:pPr>
+        <w:spacing w:before="120" w:after="120"/>
+      </w:pPr>
+      <w:r>
+        <w:t xml:space="preserve">A feladat publikus webhelye: </w:t>
+      </w:r>
+      <w:hyperlink r:id="rId40" w:history="1">
+        <w:r>
+          <w:rPr>
+            <w:rStyle w:val="Hiperhivatkozs"/>
+          </w:rPr>
+          <w:t>https</w:t>
+        </w:r>
+        <w:r>
+          <w:rPr>
+            <w:rStyle w:val="Hiperhivatkozs"/>
+          </w:rPr>
+          <w:t>://bravehearts.hu/webprog</w:t>
+        </w:r>
+      </w:hyperlink>
+      <w:r>
+        <w:br/>
+      </w:r>
+      <w:proofErr w:type="spellStart"/>
+      <w:r>
+        <w:t>Github</w:t>
+      </w:r>
+      <w:proofErr w:type="spellEnd"/>
+      <w:r>
+        <w:t xml:space="preserve"> elérés</w:t>
+      </w:r>
+      <w:r>
+        <w:t xml:space="preserve">: </w:t>
+      </w:r>
+      <w:hyperlink r:id="rId41" w:history="1">
+        <w:r>
+          <w:rPr>
+            <w:rStyle w:val="Hiperhivatkozs"/>
+          </w:rPr>
+          <w:t>https://github.com/pugneri/webprog_eloadas</w:t>
+        </w:r>
+      </w:hyperlink>
+    </w:p>
+    <w:p>
+      <w:pPr>
+        <w:spacing w:after="120"/>
+      </w:pPr>
+    </w:p>
+    <w:p>
+      <w:r>
+        <w:br w:type="page"/>
+      </w:r>
+    </w:p>
+    <w:p>
+      <w:pPr>
+        <w:pStyle w:val="Cmsor1"/>
+        <w:spacing w:before="0" w:after="120"/>
+      </w:pPr>
+      <w:bookmarkStart w:id="20" w:name="_Toc227256928"/>
       <w:r>
         <w:rPr>
           <w:b w:val="0"/>
@@ -5276,7 +5968,7 @@
         <w:lastRenderedPageBreak/>
         <w:t>Beadás előtti ellenőrzőlista</w:t>
       </w:r>
-      <w:bookmarkEnd w:id="19"/>
+      <w:bookmarkEnd w:id="20"/>
     </w:p>
     <w:p>
       <w:pPr>
@@ -5462,7 +6154,7 @@
       </w:r>
     </w:p>
     <w:sectPr>
-      <w:footerReference w:type="default" r:id="rId27"/>
+      <w:footerReference w:type="default" r:id="rId42"/>
       <w:pgSz w:w="12240" w:h="15840"/>
       <w:pgMar w:top="1247" w:right="1247" w:bottom="1134" w:left="1361" w:header="720" w:footer="720" w:gutter="0"/>
       <w:cols w:space="720"/>
@@ -17190,6 +17882,90 @@
 </w:styles>
 </file>
 
+<file path=word/ink/ink1.xml><?xml version="1.0" encoding="utf-8"?>
+<inkml:ink xmlns:inkml="http://www.w3.org/2003/InkML">
+  <inkml:definitions>
+    <inkml:context xml:id="ctx0">
+      <inkml:inkSource xml:id="inkSrc0">
+        <inkml:traceFormat>
+          <inkml:channel name="X" type="integer" min="-2.14748E9" max="2.14748E9" units="cm"/>
+          <inkml:channel name="Y" type="integer" min="-2.14748E9" max="2.14748E9" units="cm"/>
+          <inkml:channel name="F" type="integer" max="32767" units="dev"/>
+        </inkml:traceFormat>
+        <inkml:channelProperties>
+          <inkml:channelProperty channel="X" name="resolution" value="1000" units="1/cm"/>
+          <inkml:channelProperty channel="Y" name="resolution" value="1000" units="1/cm"/>
+          <inkml:channelProperty channel="F" name="resolution" value="0" units="1/dev"/>
+        </inkml:channelProperties>
+      </inkml:inkSource>
+      <inkml:timestamp xml:id="ts0" timeString="2026-04-16T16:32:59.574"/>
+    </inkml:context>
+    <inkml:brush xml:id="br0">
+      <inkml:brushProperty name="width" value="0.035" units="cm"/>
+      <inkml:brushProperty name="height" value="0.035" units="cm"/>
+      <inkml:brushProperty name="color" value="#E71224"/>
+    </inkml:brush>
+  </inkml:definitions>
+  <inkml:trace contextRef="#ctx0" brushRef="#br0">0 0 24491,'720'754'0,"16180"-754"0,-17619-754 0,-16182 754 0</inkml:trace>
+</inkml:ink>
+</file>
+
+<file path=word/ink/ink2.xml><?xml version="1.0" encoding="utf-8"?>
+<inkml:ink xmlns:inkml="http://www.w3.org/2003/InkML">
+  <inkml:definitions>
+    <inkml:context xml:id="ctx0">
+      <inkml:inkSource xml:id="inkSrc0">
+        <inkml:traceFormat>
+          <inkml:channel name="X" type="integer" min="-2.14748E9" max="2.14748E9" units="cm"/>
+          <inkml:channel name="Y" type="integer" min="-2.14748E9" max="2.14748E9" units="cm"/>
+          <inkml:channel name="F" type="integer" max="32767" units="dev"/>
+        </inkml:traceFormat>
+        <inkml:channelProperties>
+          <inkml:channelProperty channel="X" name="resolution" value="1000" units="1/cm"/>
+          <inkml:channelProperty channel="Y" name="resolution" value="1000" units="1/cm"/>
+          <inkml:channelProperty channel="F" name="resolution" value="0" units="1/dev"/>
+        </inkml:channelProperties>
+      </inkml:inkSource>
+      <inkml:timestamp xml:id="ts0" timeString="2026-04-16T16:34:08.842"/>
+    </inkml:context>
+    <inkml:brush xml:id="br0">
+      <inkml:brushProperty name="width" value="0.035" units="cm"/>
+      <inkml:brushProperty name="height" value="0.035" units="cm"/>
+      <inkml:brushProperty name="color" value="#E71224"/>
+    </inkml:brush>
+  </inkml:definitions>
+  <inkml:trace contextRef="#ctx0" brushRef="#br0">0 0 24491,'540'754'0,"12148"-754"0,-13228-754 0,-12148 754 0</inkml:trace>
+</inkml:ink>
+</file>
+
+<file path=word/ink/ink3.xml><?xml version="1.0" encoding="utf-8"?>
+<inkml:ink xmlns:inkml="http://www.w3.org/2003/InkML">
+  <inkml:definitions>
+    <inkml:context xml:id="ctx0">
+      <inkml:inkSource xml:id="inkSrc0">
+        <inkml:traceFormat>
+          <inkml:channel name="X" type="integer" min="-2.14748E9" max="2.14748E9" units="cm"/>
+          <inkml:channel name="Y" type="integer" min="-2.14748E9" max="2.14748E9" units="cm"/>
+          <inkml:channel name="F" type="integer" max="32767" units="dev"/>
+        </inkml:traceFormat>
+        <inkml:channelProperties>
+          <inkml:channelProperty channel="X" name="resolution" value="1000" units="1/cm"/>
+          <inkml:channelProperty channel="Y" name="resolution" value="1000" units="1/cm"/>
+          <inkml:channelProperty channel="F" name="resolution" value="0" units="1/dev"/>
+        </inkml:channelProperties>
+      </inkml:inkSource>
+      <inkml:timestamp xml:id="ts0" timeString="2026-04-16T16:34:36.208"/>
+    </inkml:context>
+    <inkml:brush xml:id="br0">
+      <inkml:brushProperty name="width" value="0.035" units="cm"/>
+      <inkml:brushProperty name="height" value="0.035" units="cm"/>
+      <inkml:brushProperty name="color" value="#E71224"/>
+    </inkml:brush>
+  </inkml:definitions>
+  <inkml:trace contextRef="#ctx0" brushRef="#br0">0 0 24491,'720'754'0,"16180"-754"0,-17619-754 0,-16182 754 0</inkml:trace>
+</inkml:ink>
+</file>
+
 <file path=word/theme/theme1.xml><?xml version="1.0" encoding="utf-8"?>
 <a:theme xmlns:a="http://schemas.openxmlformats.org/drawingml/2006/main" name="Office Theme">
   <a:themeElements>
